--- a/工學天下15樓/工學天下15樓_實價登錄趨勢與出價策略分析報告.docx
+++ b/工學天下15樓/工學天下15樓_實價登錄趨勢與出價策略分析報告.docx
@@ -916,7 +916,46 @@
           <w:color w:val="0F172A"/>
           <w:sz w:val="24"/>
         </w:rPr>
-        <w:t>2. 「工學天下」歷年成交單價走勢（100年～115年全 129 筆大數據統計，排除特殊交易）</w:t>
+        <w:t>2. 「工學天下」歷年成交單價 ＆ 成交量價量走勢圖（100年～115年全 129 筆大數據統計）</w:t>
+      </w:r>
+    </w:p>
+    <w:p>
+      <w:pPr>
+        <w:jc w:val="center"/>
+      </w:pPr>
+      <w:r>
+        <w:drawing>
+          <wp:inline xmlns:a="http://schemas.openxmlformats.org/drawingml/2006/main" xmlns:pic="http://schemas.openxmlformats.org/drawingml/2006/picture">
+            <wp:extent cx="6126480" cy="4503288"/>
+            <wp:docPr id="1" name="Picture 1"/>
+            <wp:cNvGraphicFramePr>
+              <a:graphicFrameLocks noChangeAspect="1"/>
+            </wp:cNvGraphicFramePr>
+            <a:graphic>
+              <a:graphicData uri="http://schemas.openxmlformats.org/drawingml/2006/picture">
+                <pic:pic>
+                  <pic:nvPicPr>
+                    <pic:cNvPr id="0" name="工學天下15樓_成交單價價量走勢圖.png"/>
+                    <pic:cNvPicPr/>
+                  </pic:nvPicPr>
+                  <pic:blipFill>
+                    <a:blip r:embed="rId9"/>
+                    <a:stretch>
+                      <a:fillRect/>
+                    </a:stretch>
+                  </pic:blipFill>
+                  <pic:spPr>
+                    <a:xfrm>
+                      <a:off x="0" y="0"/>
+                      <a:ext cx="6126480" cy="4503288"/>
+                    </a:xfrm>
+                    <a:prstGeom prst="rect"/>
+                  </pic:spPr>
+                </pic:pic>
+              </a:graphicData>
+            </a:graphic>
+          </wp:inline>
+        </w:drawing>
       </w:r>
     </w:p>
     <w:p>
@@ -925,7 +964,52 @@
           <w:rFonts w:ascii="微軟正黑體" w:hAnsi="微軟正黑體"/>
           <w:sz w:val="21"/>
         </w:rPr>
-        <w:t>我們將 591 實價登錄資料庫中「工學天下」自民國 100 年至 115 年的 129 筆全部交易拉出，剔除親友/特殊交易後，計算出每一年的真實成交均價與高低區間：</w:t>
+        <w:t>* 圖表檔案下載 / 檢視：</w:t>
+      </w:r>
+    </w:p>
+    <w:p>
+      <w:pPr>
+        <w:ind w:left="360"/>
+      </w:pPr>
+      <w:r>
+        <w:rPr>
+          <w:rFonts w:ascii="微軟正黑體" w:hAnsi="微軟正黑體"/>
+          <w:sz w:val="21"/>
+        </w:rPr>
+        <w:t>* 高解析度 PNG 圖檔：`工學天下15樓_成交單價價量走勢圖.png`</w:t>
+      </w:r>
+    </w:p>
+    <w:p>
+      <w:pPr>
+        <w:ind w:left="360"/>
+      </w:pPr>
+      <w:r>
+        <w:rPr>
+          <w:rFonts w:ascii="微軟正黑體" w:hAnsi="微軟正黑體"/>
+          <w:sz w:val="21"/>
+        </w:rPr>
+        <w:t>* 高解析度 JPG 圖檔：`工學天下15樓_成交單價價量走勢圖.jpg`</w:t>
+      </w:r>
+    </w:p>
+    <w:p>
+      <w:pPr>
+        <w:ind w:left="360"/>
+      </w:pPr>
+      <w:r>
+        <w:rPr>
+          <w:rFonts w:ascii="微軟正黑體" w:hAnsi="微軟正黑體"/>
+          <w:sz w:val="21"/>
+        </w:rPr>
+        <w:t>* 全社區 129 筆原始 JSON 資料：`工學天下_129筆實價登錄完整資料.json`</w:t>
+      </w:r>
+    </w:p>
+    <w:p>
+      <w:r>
+        <w:rPr>
+          <w:rFonts w:ascii="微軟正黑體" w:hAnsi="微軟正黑體"/>
+          <w:sz w:val="21"/>
+        </w:rPr>
+        <w:t>我們將 591 實價登錄資料庫中「工學天下」自民國 100 年至 115 年的 129 筆全部交易（含車位正常交易 67 筆、無車位正常交易 48 筆、特殊交易 14 筆）完整繪製於上圖，並整理各年度價量統計如下表：</w:t>
       </w:r>
     </w:p>
     <w:tbl>
@@ -973,7 +1057,7 @@
                 <w:color w:val="FFFFFF"/>
                 <w:sz w:val="19"/>
               </w:rPr>
-              <w:t>正常成交筆數</w:t>
+              <w:t>年度總成交量 (正常+特殊)</w:t>
             </w:r>
           </w:p>
         </w:tc>
@@ -990,7 +1074,7 @@
                 <w:color w:val="FFFFFF"/>
                 <w:sz w:val="19"/>
               </w:rPr>
-              <w:t>年度平均單價</w:t>
+              <w:t>年度平均單價 (正常交易)</w:t>
             </w:r>
           </w:p>
         </w:tc>
@@ -1007,7 +1091,7 @@
                 <w:color w:val="FFFFFF"/>
                 <w:sz w:val="19"/>
               </w:rPr>
-              <w:t>年度最低單價</w:t>
+              <w:t>年度最低單價 (正常/特殊)</w:t>
             </w:r>
           </w:p>
         </w:tc>
@@ -1041,7 +1125,7 @@
                 <w:color w:val="FFFFFF"/>
                 <w:sz w:val="19"/>
               </w:rPr>
-              <w:t>價格趨勢與市場解讀</w:t>
+              <w:t>價量趨勢與市場解讀</w:t>
             </w:r>
           </w:p>
         </w:tc>
@@ -1073,7 +1157,7 @@
                 <w:rFonts w:ascii="微軟正黑體" w:hAnsi="微軟正黑體"/>
                 <w:sz w:val="19"/>
               </w:rPr>
-              <w:t>1 筆</w:t>
+              <w:t>1 筆 (1+0)</w:t>
             </w:r>
           </w:p>
         </w:tc>
@@ -1163,7 +1247,7 @@
                 <w:rFonts w:ascii="微軟正黑體" w:hAnsi="微軟正黑體"/>
                 <w:sz w:val="19"/>
               </w:rPr>
-              <w:t>4 筆</w:t>
+              <w:t>4 筆 (4+0)</w:t>
             </w:r>
           </w:p>
         </w:tc>
@@ -1251,7 +1335,7 @@
                 <w:rFonts w:ascii="微軟正黑體" w:hAnsi="微軟正黑體"/>
                 <w:sz w:val="19"/>
               </w:rPr>
-              <w:t>17 筆</w:t>
+              <w:t>18 筆 (17+1)</w:t>
             </w:r>
           </w:p>
         </w:tc>
@@ -1311,7 +1395,7 @@
                 <w:rFonts w:ascii="微軟正黑體" w:hAnsi="微軟正黑體"/>
                 <w:sz w:val="19"/>
               </w:rPr>
-              <w:t>大量交屋換手，均價 12.3 萬/坪</w:t>
+              <w:t>歷史最大換手量（18筆），均價 12.3 萬/坪</w:t>
             </w:r>
           </w:p>
         </w:tc>
@@ -1341,7 +1425,7 @@
                 <w:rFonts w:ascii="微軟正黑體" w:hAnsi="微軟正黑體"/>
                 <w:sz w:val="19"/>
               </w:rPr>
-              <w:t>7 筆</w:t>
+              <w:t>8 筆 (7+1)</w:t>
             </w:r>
           </w:p>
         </w:tc>
@@ -1369,7 +1453,7 @@
                 <w:rFonts w:ascii="微軟正黑體" w:hAnsi="微軟正黑體"/>
                 <w:sz w:val="19"/>
               </w:rPr>
-              <w:t>12.20 萬/坪</w:t>
+              <w:t>12.20 / 2.70 萬</w:t>
             </w:r>
           </w:p>
         </w:tc>
@@ -1429,7 +1513,7 @@
                 <w:rFonts w:ascii="微軟正黑體" w:hAnsi="微軟正黑體"/>
                 <w:sz w:val="19"/>
               </w:rPr>
-              <w:t>9 筆</w:t>
+              <w:t>9 筆 (9+0)</w:t>
             </w:r>
           </w:p>
         </w:tc>
@@ -1519,7 +1603,7 @@
                 <w:rFonts w:ascii="微軟正黑體" w:hAnsi="微軟正黑體"/>
                 <w:sz w:val="19"/>
               </w:rPr>
-              <w:t>4 筆</w:t>
+              <w:t>6 筆 (4+2)</w:t>
             </w:r>
           </w:p>
         </w:tc>
@@ -1575,7 +1659,7 @@
                 <w:rFonts w:ascii="微軟正黑體" w:hAnsi="微軟正黑體"/>
                 <w:sz w:val="19"/>
               </w:rPr>
-              <w:t>景氣修正，回落至 13.2 萬/坪</w:t>
+              <w:t>景氣修正，價量齊跌回落至 13.2 萬/坪</w:t>
             </w:r>
           </w:p>
         </w:tc>
@@ -1607,7 +1691,7 @@
                 <w:rFonts w:ascii="微軟正黑體" w:hAnsi="微軟正黑體"/>
                 <w:sz w:val="19"/>
               </w:rPr>
-              <w:t>5 筆</w:t>
+              <w:t>5 筆 (5+0)</w:t>
             </w:r>
           </w:p>
         </w:tc>
@@ -1697,7 +1781,7 @@
                 <w:rFonts w:ascii="微軟正黑體" w:hAnsi="微軟正黑體"/>
                 <w:sz w:val="19"/>
               </w:rPr>
-              <w:t>8 筆</w:t>
+              <w:t>9 筆 (8+1)</w:t>
             </w:r>
           </w:p>
         </w:tc>
@@ -1785,7 +1869,7 @@
                 <w:rFonts w:ascii="微軟正黑體" w:hAnsi="微軟正黑體"/>
                 <w:sz w:val="19"/>
               </w:rPr>
-              <w:t>10 筆</w:t>
+              <w:t>12 筆 (10+2)</w:t>
             </w:r>
           </w:p>
         </w:tc>
@@ -1815,7 +1899,7 @@
                 <w:rFonts w:ascii="微軟正黑體" w:hAnsi="微軟正黑體"/>
                 <w:sz w:val="19"/>
               </w:rPr>
-              <w:t>13.20 萬/坪</w:t>
+              <w:t>13.20 / 10.7 萬</w:t>
             </w:r>
           </w:p>
         </w:tc>
@@ -1875,7 +1959,7 @@
                 <w:rFonts w:ascii="微軟正黑體" w:hAnsi="微軟正黑體"/>
                 <w:sz w:val="19"/>
               </w:rPr>
-              <w:t>14 筆</w:t>
+              <w:t>14 筆 (14+0)</w:t>
             </w:r>
           </w:p>
         </w:tc>
@@ -1963,7 +2047,7 @@
                 <w:rFonts w:ascii="微軟正黑體" w:hAnsi="微軟正黑體"/>
                 <w:sz w:val="19"/>
               </w:rPr>
-              <w:t>5 筆</w:t>
+              <w:t>7 筆 (5+2)</w:t>
             </w:r>
           </w:p>
         </w:tc>
@@ -1993,7 +2077,7 @@
                 <w:rFonts w:ascii="微軟正黑體" w:hAnsi="微軟正黑體"/>
                 <w:sz w:val="19"/>
               </w:rPr>
-              <w:t>17.60 萬/坪</w:t>
+              <w:t>17.60 / 15.0 萬</w:t>
             </w:r>
           </w:p>
         </w:tc>
@@ -2053,7 +2137,7 @@
                 <w:rFonts w:ascii="微軟正黑體" w:hAnsi="微軟正黑體"/>
                 <w:sz w:val="19"/>
               </w:rPr>
-              <w:t>9 筆</w:t>
+              <w:t>10 筆 (9+1)</w:t>
             </w:r>
           </w:p>
         </w:tc>
@@ -2081,7 +2165,7 @@
                 <w:rFonts w:ascii="微軟正黑體" w:hAnsi="微軟正黑體"/>
                 <w:sz w:val="19"/>
               </w:rPr>
-              <w:t>17.90 萬/坪</w:t>
+              <w:t>17.90 / 16.8 萬</w:t>
             </w:r>
           </w:p>
         </w:tc>
@@ -2141,7 +2225,7 @@
                 <w:rFonts w:ascii="微軟正黑體" w:hAnsi="微軟正黑體"/>
                 <w:sz w:val="19"/>
               </w:rPr>
-              <w:t>8 筆</w:t>
+              <w:t>8 筆 (8+0)</w:t>
             </w:r>
           </w:p>
         </w:tc>
@@ -2231,7 +2315,7 @@
                 <w:rFonts w:ascii="微軟正黑體" w:hAnsi="微軟正黑體"/>
                 <w:sz w:val="19"/>
               </w:rPr>
-              <w:t>8 筆</w:t>
+              <w:t>11 筆 (8+3)</w:t>
             </w:r>
           </w:p>
         </w:tc>
@@ -2259,7 +2343,7 @@
                 <w:rFonts w:ascii="微軟正黑體" w:hAnsi="微軟正黑體"/>
                 <w:sz w:val="19"/>
               </w:rPr>
-              <w:t>20.90 萬/坪</w:t>
+              <w:t>20.90 / 13.2 萬</w:t>
             </w:r>
           </w:p>
         </w:tc>
@@ -2319,7 +2403,7 @@
                 <w:rFonts w:ascii="微軟正黑體" w:hAnsi="微軟正黑體"/>
                 <w:sz w:val="19"/>
               </w:rPr>
-              <w:t>3 筆</w:t>
+              <w:t>4 筆 (3+1)</w:t>
             </w:r>
           </w:p>
         </w:tc>
@@ -2349,7 +2433,7 @@
                 <w:rFonts w:ascii="微軟正黑體" w:hAnsi="微軟正黑體"/>
                 <w:sz w:val="19"/>
               </w:rPr>
-              <w:t>19.41 萬/坪</w:t>
+              <w:t>19.41 / 11.6 萬</w:t>
             </w:r>
           </w:p>
         </w:tc>
@@ -2379,7 +2463,7 @@
                 <w:rFonts w:ascii="微軟正黑體" w:hAnsi="微軟正黑體"/>
                 <w:sz w:val="19"/>
               </w:rPr>
-              <w:t>📉 央行第七波信用管制後成交量暴跌 6 成，低點破 20 萬</w:t>
+              <w:t>📉 量縮價跌！正常交易量暴跌逾 6 成，低點跌破 20 萬</w:t>
             </w:r>
           </w:p>
         </w:tc>
@@ -2409,7 +2493,7 @@
                 <w:rFonts w:ascii="微軟正黑體" w:hAnsi="微軟正黑體"/>
                 <w:sz w:val="19"/>
               </w:rPr>
-              <w:t>3 筆</w:t>
+              <w:t>3 筆 (3+0)</w:t>
             </w:r>
           </w:p>
         </w:tc>
@@ -2482,7 +2566,7 @@
           <w:color w:val="475569"/>
           <w:sz w:val="20"/>
         </w:rPr>
-        <w:t>[!IMPORTANT] 核心趨勢結論：房價已從 113 年高點實質回落 16%～20%！</w:t>
+        <w:t>[!IMPORTANT] 核心價量趨勢結論：量先價行，成交量萎縮 7 成、成交均價已從 113 年高點實質回落 16%～20%！</w:t>
       </w:r>
     </w:p>
     <w:p>
@@ -2495,7 +2579,7 @@
           <w:color w:val="475569"/>
           <w:sz w:val="20"/>
         </w:rPr>
-        <w:t>1. 長期基本面：工學天下在民國 101 年至 109 年長達 9 年的時間裡，合理成交單價一直維持在 12 萬 ～ 16 萬/坪（總價 500 萬 ～ 650 萬）。</w:t>
+        <w:t>1. 長期基本面（101~109年）：工學天下在民國 101 年至 109 年長達 9 年的時間裡，每年穩定成交 5~18 筆，合理成交單價一直維持在 12 萬 ～ 16 萬/坪（總價 500 萬 ～ 650 萬）。</w:t>
       </w:r>
     </w:p>
     <w:p>
@@ -2508,7 +2592,7 @@
           <w:color w:val="475569"/>
           <w:sz w:val="20"/>
         </w:rPr>
-        <w:t>2. 泡沫破裂反轉：113 年中受新青安帶動衝上 24.68 萬/坪高點後，115 年（2026 年）最新 3 筆成交紀錄（20.77萬、21.72萬、19.58萬/坪）已全面退回 19.5 ~ 21.7 萬/坪！尤其是最新一筆 115年6月（189號7樓之3，無車位）直接成交在 19.58 萬/坪。</w:t>
+        <w:t>2. 高點爆量後急凍反轉（113~115年）：113 年中受新青安帶動衝上 24.68 萬/坪高點（11筆），但自 113 年 9 月央行第七波信用管制後，114 年正常成交暴跌至僅剩 3 筆，115 年迄今也僅 3 筆，且 115 年最新 3 筆成交紀錄（20.77萬、21.72萬、19.58萬/坪）已全面退回 19.58 ~ 21.72 萬/坪（均價 20.70 萬/坪）！尤其是最新一筆 115年6月（189號7樓之3，無車位）直接成交在 19.58 萬/坪。</w:t>
       </w:r>
     </w:p>
     <w:p>
